--- a/Lab_08/report/Звіт_ЛР8_Варіант_4.docx
+++ b/Lab_08/report/Звіт_ЛР8_Варіант_4.docx
@@ -538,23 +538,8 @@
         <w:spacing w:line="360" w:lineRule="auto"/>
         <w:jc w:val="right"/>
       </w:pPr>
-      <w:proofErr w:type="spellStart"/>
-      <w:r>
-        <w:rPr>
-          <w:rFonts w:eastAsia="Times New Roman" w:cs="Times New Roman"/>
-          <w:sz w:val="28"/>
-          <w:szCs w:val="28"/>
-        </w:rPr>
-        <w:t>Виконала</w:t>
-      </w:r>
-      <w:proofErr w:type="spellEnd"/>
-      <w:r>
-        <w:rPr>
-          <w:rFonts w:eastAsia="Times New Roman" w:cs="Times New Roman"/>
-          <w:sz w:val="28"/>
-          <w:szCs w:val="28"/>
-        </w:rPr>
-        <w:t>:</w:t>
+      <w:r>
+        <w:t>Виконав:</w:t>
       </w:r>
     </w:p>
     <w:p>
@@ -566,33 +551,7 @@
         </w:rPr>
       </w:pPr>
       <w:r>
-        <w:rPr>
-          <w:rFonts w:eastAsia="Times New Roman" w:cs="Times New Roman"/>
-          <w:sz w:val="28"/>
-          <w:szCs w:val="28"/>
-          <w:lang w:val="ru-RU"/>
-        </w:rPr>
-        <w:t xml:space="preserve">Студентка </w:t>
-      </w:r>
-      <w:proofErr w:type="spellStart"/>
-      <w:r>
-        <w:rPr>
-          <w:rFonts w:eastAsia="Times New Roman" w:cs="Times New Roman"/>
-          <w:sz w:val="28"/>
-          <w:szCs w:val="28"/>
-          <w:lang w:val="ru-RU"/>
-        </w:rPr>
-        <w:t>групи</w:t>
-      </w:r>
-      <w:proofErr w:type="spellEnd"/>
-      <w:r>
-        <w:rPr>
-          <w:rFonts w:eastAsia="Times New Roman" w:cs="Times New Roman"/>
-          <w:sz w:val="28"/>
-          <w:szCs w:val="28"/>
-          <w:lang w:val="ru-RU"/>
-        </w:rPr>
-        <w:t xml:space="preserve"> ФеП-33</w:t>
+        <w:t>Студент групи ФеП-31</w:t>
       </w:r>
     </w:p>
     <w:p>
@@ -780,34 +739,8 @@
           <w:lang w:val="ru-RU"/>
         </w:rPr>
       </w:pPr>
-      <w:proofErr w:type="spellStart"/>
-      <w:r>
-        <w:rPr>
-          <w:lang w:val="ru-RU"/>
-        </w:rPr>
-        <w:lastRenderedPageBreak/>
-        <w:t>Варіант</w:t>
-      </w:r>
-      <w:proofErr w:type="spellEnd"/>
-      <w:r>
-        <w:rPr>
-          <w:lang w:val="ru-RU"/>
-        </w:rPr>
-        <w:t xml:space="preserve">: 2 — система </w:t>
-      </w:r>
-      <w:proofErr w:type="spellStart"/>
-      <w:r>
-        <w:rPr>
-          <w:lang w:val="ru-RU"/>
-        </w:rPr>
-        <w:t>обліку</w:t>
-      </w:r>
-      <w:proofErr w:type="spellEnd"/>
-      <w:r>
-        <w:rPr>
-          <w:lang w:val="ru-RU"/>
-        </w:rPr>
-        <w:t xml:space="preserve"> рахунків  </w:t>
+      <w:r>
+        <w:t xml:space="preserve">Варіант: 4 — система банківських рахунків  </w:t>
       </w:r>
     </w:p>
     <w:p>
